--- a/отчёты/Задание 12 Анонимные и внутренние классы.docx
+++ b/отчёты/Задание 12 Анонимные и внутренние классы.docx
@@ -24,7 +24,8 @@
     </w:p>
     <w:p>
       <w:pPr>
-        <w:spacing w:after="80"/>
+        <w:keepNext w:val="false"/>
+        <w:spacing w:after="80" w:before="0"/>
         <w:ind w:firstLine="709"/>
         <w:jc w:val="both"/>
       </w:pPr>
@@ -44,7 +45,8 @@
     </w:p>
     <w:p>
       <w:pPr>
-        <w:spacing w:after="80"/>
+        <w:keepNext w:val="false"/>
+        <w:spacing w:after="80" w:before="0"/>
         <w:ind w:firstLine="709"/>
         <w:jc w:val="both"/>
       </w:pPr>
@@ -104,7 +106,7 @@
           <w:right w:val="single" w:color="BFBFBF" w:sz="4" w:space="4"/>
         </w:pBdr>
         <w:shd w:fill="F4F4F4" w:color="auto" w:val="clear"/>
-        <w:spacing w:after="0" w:before="60" w:line="240"/>
+        <w:spacing w:after="0" w:before="60" w:line="240" w:lineRule="auto"/>
         <w:ind w:left="113" w:right="113"/>
       </w:pPr>
       <w:r>
@@ -126,7 +128,7 @@
           <w:right w:val="single" w:color="BFBFBF" w:sz="4" w:space="4"/>
         </w:pBdr>
         <w:shd w:fill="F4F4F4" w:color="auto" w:val="clear"/>
-        <w:spacing w:after="0" w:before="0" w:line="240"/>
+        <w:spacing w:after="0" w:before="0" w:line="240" w:lineRule="auto"/>
         <w:ind w:left="113" w:right="113"/>
       </w:pPr>
       <w:r>
@@ -148,7 +150,7 @@
           <w:right w:val="single" w:color="BFBFBF" w:sz="4" w:space="4"/>
         </w:pBdr>
         <w:shd w:fill="F4F4F4" w:color="auto" w:val="clear"/>
-        <w:spacing w:after="0" w:before="0" w:line="240"/>
+        <w:spacing w:after="0" w:before="0" w:line="240" w:lineRule="auto"/>
         <w:ind w:left="113" w:right="113"/>
       </w:pPr>
       <w:r>
@@ -170,7 +172,7 @@
           <w:right w:val="single" w:color="BFBFBF" w:sz="4" w:space="4"/>
         </w:pBdr>
         <w:shd w:fill="F4F4F4" w:color="auto" w:val="clear"/>
-        <w:spacing w:after="0" w:before="0" w:line="240"/>
+        <w:spacing w:after="0" w:before="0" w:line="240" w:lineRule="auto"/>
         <w:ind w:left="113" w:right="113"/>
       </w:pPr>
       <w:r>
@@ -192,7 +194,7 @@
           <w:right w:val="single" w:color="BFBFBF" w:sz="4" w:space="4"/>
         </w:pBdr>
         <w:shd w:fill="F4F4F4" w:color="auto" w:val="clear"/>
-        <w:spacing w:after="0" w:before="0" w:line="240"/>
+        <w:spacing w:after="0" w:before="0" w:line="240" w:lineRule="auto"/>
         <w:ind w:left="113" w:right="113"/>
       </w:pPr>
       <w:r>
@@ -214,7 +216,7 @@
           <w:right w:val="single" w:color="BFBFBF" w:sz="4" w:space="4"/>
         </w:pBdr>
         <w:shd w:fill="F4F4F4" w:color="auto" w:val="clear"/>
-        <w:spacing w:after="0" w:before="0" w:line="240"/>
+        <w:spacing w:after="0" w:before="0" w:line="240" w:lineRule="auto"/>
         <w:ind w:left="113" w:right="113"/>
       </w:pPr>
       <w:r>
@@ -236,7 +238,7 @@
           <w:right w:val="single" w:color="BFBFBF" w:sz="4" w:space="4"/>
         </w:pBdr>
         <w:shd w:fill="F4F4F4" w:color="auto" w:val="clear"/>
-        <w:spacing w:after="160" w:before="0" w:line="240"/>
+        <w:spacing w:after="160" w:before="0" w:line="240" w:lineRule="auto"/>
         <w:ind w:left="113" w:right="113"/>
       </w:pPr>
       <w:r>
@@ -260,7 +262,8 @@
     </w:p>
     <w:p>
       <w:pPr>
-        <w:spacing w:after="80"/>
+        <w:keepNext w:val="false"/>
+        <w:spacing w:after="80" w:before="0"/>
         <w:ind w:firstLine="709"/>
         <w:jc w:val="both"/>
       </w:pPr>
@@ -333,7 +336,7 @@
           <w:right w:val="single" w:color="BFBFBF" w:sz="4" w:space="4"/>
         </w:pBdr>
         <w:shd w:fill="F4F4F4" w:color="auto" w:val="clear"/>
-        <w:spacing w:after="0" w:before="60" w:line="240"/>
+        <w:spacing w:after="0" w:before="60" w:line="240" w:lineRule="auto"/>
         <w:ind w:left="113" w:right="113"/>
       </w:pPr>
       <w:r>
@@ -355,7 +358,7 @@
           <w:right w:val="single" w:color="BFBFBF" w:sz="4" w:space="4"/>
         </w:pBdr>
         <w:shd w:fill="F4F4F4" w:color="auto" w:val="clear"/>
-        <w:spacing w:after="0" w:before="0" w:line="240"/>
+        <w:spacing w:after="0" w:before="0" w:line="240" w:lineRule="auto"/>
         <w:ind w:left="113" w:right="113"/>
       </w:pPr>
       <w:r>
@@ -377,7 +380,7 @@
           <w:right w:val="single" w:color="BFBFBF" w:sz="4" w:space="4"/>
         </w:pBdr>
         <w:shd w:fill="F4F4F4" w:color="auto" w:val="clear"/>
-        <w:spacing w:after="0" w:before="0" w:line="240"/>
+        <w:spacing w:after="0" w:before="0" w:line="240" w:lineRule="auto"/>
         <w:ind w:left="113" w:right="113"/>
       </w:pPr>
       <w:r>
@@ -399,7 +402,7 @@
           <w:right w:val="single" w:color="BFBFBF" w:sz="4" w:space="4"/>
         </w:pBdr>
         <w:shd w:fill="F4F4F4" w:color="auto" w:val="clear"/>
-        <w:spacing w:after="0" w:before="0" w:line="240"/>
+        <w:spacing w:after="0" w:before="0" w:line="240" w:lineRule="auto"/>
         <w:ind w:left="113" w:right="113"/>
       </w:pPr>
       <w:r>
@@ -421,7 +424,7 @@
           <w:right w:val="single" w:color="BFBFBF" w:sz="4" w:space="4"/>
         </w:pBdr>
         <w:shd w:fill="F4F4F4" w:color="auto" w:val="clear"/>
-        <w:spacing w:after="0" w:before="0" w:line="240"/>
+        <w:spacing w:after="0" w:before="0" w:line="240" w:lineRule="auto"/>
         <w:ind w:left="113" w:right="113"/>
       </w:pPr>
       <w:r>
@@ -443,7 +446,7 @@
           <w:right w:val="single" w:color="BFBFBF" w:sz="4" w:space="4"/>
         </w:pBdr>
         <w:shd w:fill="F4F4F4" w:color="auto" w:val="clear"/>
-        <w:spacing w:after="160" w:before="0" w:line="240"/>
+        <w:spacing w:after="160" w:before="0" w:line="240" w:lineRule="auto"/>
         <w:ind w:left="113" w:right="113"/>
       </w:pPr>
       <w:r>
@@ -467,7 +470,8 @@
     </w:p>
     <w:p>
       <w:pPr>
-        <w:spacing w:after="80"/>
+        <w:keepNext w:val="false"/>
+        <w:spacing w:after="80" w:before="0"/>
         <w:ind w:firstLine="709"/>
         <w:jc w:val="both"/>
       </w:pPr>
@@ -549,7 +553,8 @@
     </w:p>
     <w:p>
       <w:pPr>
-        <w:spacing w:after="80"/>
+        <w:keepNext w:val="false"/>
+        <w:spacing w:after="80" w:before="0"/>
         <w:ind w:firstLine="709"/>
         <w:jc w:val="both"/>
       </w:pPr>
@@ -578,7 +583,7 @@
           <w:right w:val="single" w:color="BFBFBF" w:sz="4" w:space="4"/>
         </w:pBdr>
         <w:shd w:fill="F4F4F4" w:color="auto" w:val="clear"/>
-        <w:spacing w:after="0" w:before="60" w:line="240"/>
+        <w:spacing w:after="0" w:before="60" w:line="240" w:lineRule="auto"/>
         <w:ind w:left="113" w:right="113"/>
       </w:pPr>
       <w:r>
@@ -600,7 +605,7 @@
           <w:right w:val="single" w:color="BFBFBF" w:sz="4" w:space="4"/>
         </w:pBdr>
         <w:shd w:fill="F4F4F4" w:color="auto" w:val="clear"/>
-        <w:spacing w:after="0" w:before="0" w:line="240"/>
+        <w:spacing w:after="0" w:before="0" w:line="240" w:lineRule="auto"/>
         <w:ind w:left="113" w:right="113"/>
       </w:pPr>
       <w:r>
@@ -622,7 +627,7 @@
           <w:right w:val="single" w:color="BFBFBF" w:sz="4" w:space="4"/>
         </w:pBdr>
         <w:shd w:fill="F4F4F4" w:color="auto" w:val="clear"/>
-        <w:spacing w:after="0" w:before="0" w:line="240"/>
+        <w:spacing w:after="0" w:before="0" w:line="240" w:lineRule="auto"/>
         <w:ind w:left="113" w:right="113"/>
       </w:pPr>
       <w:r>
@@ -644,7 +649,7 @@
           <w:right w:val="single" w:color="BFBFBF" w:sz="4" w:space="4"/>
         </w:pBdr>
         <w:shd w:fill="F4F4F4" w:color="auto" w:val="clear"/>
-        <w:spacing w:after="0" w:before="0" w:line="240"/>
+        <w:spacing w:after="0" w:before="0" w:line="240" w:lineRule="auto"/>
         <w:ind w:left="113" w:right="113"/>
       </w:pPr>
       <w:r>
@@ -666,7 +671,7 @@
           <w:right w:val="single" w:color="BFBFBF" w:sz="4" w:space="4"/>
         </w:pBdr>
         <w:shd w:fill="F4F4F4" w:color="auto" w:val="clear"/>
-        <w:spacing w:after="0" w:before="0" w:line="240"/>
+        <w:spacing w:after="0" w:before="0" w:line="240" w:lineRule="auto"/>
         <w:ind w:left="113" w:right="113"/>
       </w:pPr>
       <w:r>
@@ -688,7 +693,7 @@
           <w:right w:val="single" w:color="BFBFBF" w:sz="4" w:space="4"/>
         </w:pBdr>
         <w:shd w:fill="F4F4F4" w:color="auto" w:val="clear"/>
-        <w:spacing w:after="0" w:before="0" w:line="240"/>
+        <w:spacing w:after="0" w:before="0" w:line="240" w:lineRule="auto"/>
         <w:ind w:left="113" w:right="113"/>
       </w:pPr>
       <w:r>
@@ -710,7 +715,7 @@
           <w:right w:val="single" w:color="BFBFBF" w:sz="4" w:space="4"/>
         </w:pBdr>
         <w:shd w:fill="F4F4F4" w:color="auto" w:val="clear"/>
-        <w:spacing w:after="0" w:before="0" w:line="240"/>
+        <w:spacing w:after="0" w:before="0" w:line="240" w:lineRule="auto"/>
         <w:ind w:left="113" w:right="113"/>
       </w:pPr>
       <w:r>
@@ -732,7 +737,7 @@
           <w:right w:val="single" w:color="BFBFBF" w:sz="4" w:space="4"/>
         </w:pBdr>
         <w:shd w:fill="F4F4F4" w:color="auto" w:val="clear"/>
-        <w:spacing w:after="0" w:before="0" w:line="240"/>
+        <w:spacing w:after="0" w:before="0" w:line="240" w:lineRule="auto"/>
         <w:ind w:left="113" w:right="113"/>
       </w:pPr>
       <w:r>
@@ -754,7 +759,7 @@
           <w:right w:val="single" w:color="BFBFBF" w:sz="4" w:space="4"/>
         </w:pBdr>
         <w:shd w:fill="F4F4F4" w:color="auto" w:val="clear"/>
-        <w:spacing w:after="160" w:before="0" w:line="240"/>
+        <w:spacing w:after="160" w:before="0" w:line="240" w:lineRule="auto"/>
         <w:ind w:left="113" w:right="113"/>
       </w:pPr>
       <w:r>
@@ -778,7 +783,8 @@
     </w:p>
     <w:p>
       <w:pPr>
-        <w:spacing w:after="80"/>
+        <w:keepNext w:val="false"/>
+        <w:spacing w:after="80" w:before="0"/>
         <w:ind w:firstLine="709"/>
         <w:jc w:val="both"/>
       </w:pPr>
@@ -828,7 +834,8 @@
     </w:p>
     <w:p>
       <w:pPr>
-        <w:spacing w:after="80"/>
+        <w:keepNext w:val="false"/>
+        <w:spacing w:after="80" w:before="0"/>
         <w:ind w:firstLine="709"/>
         <w:jc w:val="both"/>
       </w:pPr>
@@ -908,7 +915,7 @@
           <w:right w:val="single" w:color="BFBFBF" w:sz="4" w:space="4"/>
         </w:pBdr>
         <w:shd w:fill="F4F4F4" w:color="auto" w:val="clear"/>
-        <w:spacing w:after="0" w:before="60" w:line="240"/>
+        <w:spacing w:after="0" w:before="60" w:line="240" w:lineRule="auto"/>
         <w:ind w:left="113" w:right="113"/>
       </w:pPr>
       <w:r>
@@ -930,7 +937,7 @@
           <w:right w:val="single" w:color="BFBFBF" w:sz="4" w:space="4"/>
         </w:pBdr>
         <w:shd w:fill="F4F4F4" w:color="auto" w:val="clear"/>
-        <w:spacing w:after="0" w:before="0" w:line="240"/>
+        <w:spacing w:after="0" w:before="0" w:line="240" w:lineRule="auto"/>
         <w:ind w:left="113" w:right="113"/>
       </w:pPr>
       <w:r>
@@ -952,7 +959,7 @@
           <w:right w:val="single" w:color="BFBFBF" w:sz="4" w:space="4"/>
         </w:pBdr>
         <w:shd w:fill="F4F4F4" w:color="auto" w:val="clear"/>
-        <w:spacing w:after="0" w:before="0" w:line="240"/>
+        <w:spacing w:after="0" w:before="0" w:line="240" w:lineRule="auto"/>
         <w:ind w:left="113" w:right="113"/>
       </w:pPr>
       <w:r>
@@ -974,7 +981,7 @@
           <w:right w:val="single" w:color="BFBFBF" w:sz="4" w:space="4"/>
         </w:pBdr>
         <w:shd w:fill="F4F4F4" w:color="auto" w:val="clear"/>
-        <w:spacing w:after="0" w:before="0" w:line="240"/>
+        <w:spacing w:after="0" w:before="0" w:line="240" w:lineRule="auto"/>
         <w:ind w:left="113" w:right="113"/>
       </w:pPr>
       <w:r>
@@ -996,7 +1003,7 @@
           <w:right w:val="single" w:color="BFBFBF" w:sz="4" w:space="4"/>
         </w:pBdr>
         <w:shd w:fill="F4F4F4" w:color="auto" w:val="clear"/>
-        <w:spacing w:after="0" w:before="0" w:line="240"/>
+        <w:spacing w:after="0" w:before="0" w:line="240" w:lineRule="auto"/>
         <w:ind w:left="113" w:right="113"/>
       </w:pPr>
       <w:r>
@@ -1018,7 +1025,7 @@
           <w:right w:val="single" w:color="BFBFBF" w:sz="4" w:space="4"/>
         </w:pBdr>
         <w:shd w:fill="F4F4F4" w:color="auto" w:val="clear"/>
-        <w:spacing w:after="0" w:before="0" w:line="240"/>
+        <w:spacing w:after="0" w:before="0" w:line="240" w:lineRule="auto"/>
         <w:ind w:left="113" w:right="113"/>
       </w:pPr>
       <w:r>
@@ -1040,7 +1047,7 @@
           <w:right w:val="single" w:color="BFBFBF" w:sz="4" w:space="4"/>
         </w:pBdr>
         <w:shd w:fill="F4F4F4" w:color="auto" w:val="clear"/>
-        <w:spacing w:after="0" w:before="0" w:line="240"/>
+        <w:spacing w:after="0" w:before="0" w:line="240" w:lineRule="auto"/>
         <w:ind w:left="113" w:right="113"/>
       </w:pPr>
       <w:r>
@@ -1062,7 +1069,7 @@
           <w:right w:val="single" w:color="BFBFBF" w:sz="4" w:space="4"/>
         </w:pBdr>
         <w:shd w:fill="F4F4F4" w:color="auto" w:val="clear"/>
-        <w:spacing w:after="0" w:before="0" w:line="240"/>
+        <w:spacing w:after="0" w:before="0" w:line="240" w:lineRule="auto"/>
         <w:ind w:left="113" w:right="113"/>
       </w:pPr>
       <w:r>
@@ -1084,7 +1091,7 @@
           <w:right w:val="single" w:color="BFBFBF" w:sz="4" w:space="4"/>
         </w:pBdr>
         <w:shd w:fill="F4F4F4" w:color="auto" w:val="clear"/>
-        <w:spacing w:after="0" w:before="0" w:line="240"/>
+        <w:spacing w:after="0" w:before="0" w:line="240" w:lineRule="auto"/>
         <w:ind w:left="113" w:right="113"/>
       </w:pPr>
       <w:r>
@@ -1106,7 +1113,7 @@
           <w:right w:val="single" w:color="BFBFBF" w:sz="4" w:space="4"/>
         </w:pBdr>
         <w:shd w:fill="F4F4F4" w:color="auto" w:val="clear"/>
-        <w:spacing w:after="160" w:before="0" w:line="240"/>
+        <w:spacing w:after="160" w:before="0" w:line="240" w:lineRule="auto"/>
         <w:ind w:left="113" w:right="113"/>
       </w:pPr>
       <w:r>
@@ -1130,7 +1137,8 @@
     </w:p>
     <w:p>
       <w:pPr>
-        <w:spacing w:after="80"/>
+        <w:keepNext w:val="false"/>
+        <w:spacing w:after="80" w:before="0"/>
         <w:ind w:firstLine="709"/>
         <w:jc w:val="both"/>
       </w:pPr>
@@ -1181,7 +1189,7 @@
           <w:right w:val="single" w:color="BFBFBF" w:sz="4" w:space="4"/>
         </w:pBdr>
         <w:shd w:fill="F4F4F4" w:color="auto" w:val="clear"/>
-        <w:spacing w:after="0" w:before="60" w:line="240"/>
+        <w:spacing w:after="0" w:before="60" w:line="240" w:lineRule="auto"/>
         <w:ind w:left="113" w:right="113"/>
       </w:pPr>
       <w:r>
@@ -1203,7 +1211,7 @@
           <w:right w:val="single" w:color="BFBFBF" w:sz="4" w:space="4"/>
         </w:pBdr>
         <w:shd w:fill="F4F4F4" w:color="auto" w:val="clear"/>
-        <w:spacing w:after="0" w:before="0" w:line="240"/>
+        <w:spacing w:after="0" w:before="0" w:line="240" w:lineRule="auto"/>
         <w:ind w:left="113" w:right="113"/>
       </w:pPr>
       <w:r>
@@ -1225,7 +1233,7 @@
           <w:right w:val="single" w:color="BFBFBF" w:sz="4" w:space="4"/>
         </w:pBdr>
         <w:shd w:fill="F4F4F4" w:color="auto" w:val="clear"/>
-        <w:spacing w:after="0" w:before="0" w:line="240"/>
+        <w:spacing w:after="0" w:before="0" w:line="240" w:lineRule="auto"/>
         <w:ind w:left="113" w:right="113"/>
       </w:pPr>
       <w:r>
@@ -1247,7 +1255,7 @@
           <w:right w:val="single" w:color="BFBFBF" w:sz="4" w:space="4"/>
         </w:pBdr>
         <w:shd w:fill="F4F4F4" w:color="auto" w:val="clear"/>
-        <w:spacing w:after="0" w:before="0" w:line="240"/>
+        <w:spacing w:after="0" w:before="0" w:line="240" w:lineRule="auto"/>
         <w:ind w:left="113" w:right="113"/>
       </w:pPr>
       <w:r>
@@ -1269,7 +1277,7 @@
           <w:right w:val="single" w:color="BFBFBF" w:sz="4" w:space="4"/>
         </w:pBdr>
         <w:shd w:fill="F4F4F4" w:color="auto" w:val="clear"/>
-        <w:spacing w:after="0" w:before="0" w:line="240"/>
+        <w:spacing w:after="0" w:before="0" w:line="240" w:lineRule="auto"/>
         <w:ind w:left="113" w:right="113"/>
       </w:pPr>
       <w:r>
@@ -1291,7 +1299,7 @@
           <w:right w:val="single" w:color="BFBFBF" w:sz="4" w:space="4"/>
         </w:pBdr>
         <w:shd w:fill="F4F4F4" w:color="auto" w:val="clear"/>
-        <w:spacing w:after="0" w:before="0" w:line="240"/>
+        <w:spacing w:after="0" w:before="0" w:line="240" w:lineRule="auto"/>
         <w:ind w:left="113" w:right="113"/>
       </w:pPr>
       <w:r>
@@ -1313,7 +1321,7 @@
           <w:right w:val="single" w:color="BFBFBF" w:sz="4" w:space="4"/>
         </w:pBdr>
         <w:shd w:fill="F4F4F4" w:color="auto" w:val="clear"/>
-        <w:spacing w:after="0" w:before="0" w:line="240"/>
+        <w:spacing w:after="0" w:before="0" w:line="240" w:lineRule="auto"/>
         <w:ind w:left="113" w:right="113"/>
       </w:pPr>
       <w:r>
@@ -1335,7 +1343,7 @@
           <w:right w:val="single" w:color="BFBFBF" w:sz="4" w:space="4"/>
         </w:pBdr>
         <w:shd w:fill="F4F4F4" w:color="auto" w:val="clear"/>
-        <w:spacing w:after="0" w:before="0" w:line="240"/>
+        <w:spacing w:after="0" w:before="0" w:line="240" w:lineRule="auto"/>
         <w:ind w:left="113" w:right="113"/>
       </w:pPr>
       <w:r>
@@ -1357,7 +1365,7 @@
           <w:right w:val="single" w:color="BFBFBF" w:sz="4" w:space="4"/>
         </w:pBdr>
         <w:shd w:fill="F4F4F4" w:color="auto" w:val="clear"/>
-        <w:spacing w:after="0" w:before="0" w:line="240"/>
+        <w:spacing w:after="0" w:before="0" w:line="240" w:lineRule="auto"/>
         <w:ind w:left="113" w:right="113"/>
       </w:pPr>
       <w:r>
@@ -1379,7 +1387,7 @@
           <w:right w:val="single" w:color="BFBFBF" w:sz="4" w:space="4"/>
         </w:pBdr>
         <w:shd w:fill="F4F4F4" w:color="auto" w:val="clear"/>
-        <w:spacing w:after="0" w:before="0" w:line="240"/>
+        <w:spacing w:after="0" w:before="0" w:line="240" w:lineRule="auto"/>
         <w:ind w:left="113" w:right="113"/>
       </w:pPr>
       <w:r>
@@ -1401,7 +1409,7 @@
           <w:right w:val="single" w:color="BFBFBF" w:sz="4" w:space="4"/>
         </w:pBdr>
         <w:shd w:fill="F4F4F4" w:color="auto" w:val="clear"/>
-        <w:spacing w:after="0" w:before="0" w:line="240"/>
+        <w:spacing w:after="0" w:before="0" w:line="240" w:lineRule="auto"/>
         <w:ind w:left="113" w:right="113"/>
       </w:pPr>
       <w:r>
@@ -1423,7 +1431,7 @@
           <w:right w:val="single" w:color="BFBFBF" w:sz="4" w:space="4"/>
         </w:pBdr>
         <w:shd w:fill="F4F4F4" w:color="auto" w:val="clear"/>
-        <w:spacing w:after="0" w:before="0" w:line="240"/>
+        <w:spacing w:after="0" w:before="0" w:line="240" w:lineRule="auto"/>
         <w:ind w:left="113" w:right="113"/>
       </w:pPr>
       <w:r>
@@ -1445,7 +1453,7 @@
           <w:right w:val="single" w:color="BFBFBF" w:sz="4" w:space="4"/>
         </w:pBdr>
         <w:shd w:fill="F4F4F4" w:color="auto" w:val="clear"/>
-        <w:spacing w:after="0" w:before="0" w:line="240"/>
+        <w:spacing w:after="0" w:before="0" w:line="240" w:lineRule="auto"/>
         <w:ind w:left="113" w:right="113"/>
       </w:pPr>
       <w:r>
@@ -1467,7 +1475,7 @@
           <w:right w:val="single" w:color="BFBFBF" w:sz="4" w:space="4"/>
         </w:pBdr>
         <w:shd w:fill="F4F4F4" w:color="auto" w:val="clear"/>
-        <w:spacing w:after="0" w:before="0" w:line="240"/>
+        <w:spacing w:after="0" w:before="0" w:line="240" w:lineRule="auto"/>
         <w:ind w:left="113" w:right="113"/>
       </w:pPr>
       <w:r>
@@ -1489,7 +1497,7 @@
           <w:right w:val="single" w:color="BFBFBF" w:sz="4" w:space="4"/>
         </w:pBdr>
         <w:shd w:fill="F4F4F4" w:color="auto" w:val="clear"/>
-        <w:spacing w:after="160" w:before="0" w:line="240"/>
+        <w:spacing w:after="160" w:before="0" w:line="240" w:lineRule="auto"/>
         <w:ind w:left="113" w:right="113"/>
       </w:pPr>
       <w:r>
@@ -1503,7 +1511,8 @@
     </w:p>
     <w:p>
       <w:pPr>
-        <w:spacing w:after="80"/>
+        <w:keepNext w:val="false"/>
+        <w:spacing w:after="80" w:before="0"/>
         <w:ind w:firstLine="709"/>
         <w:jc w:val="both"/>
       </w:pPr>
@@ -1771,6 +1780,18 @@
     </w:lvl>
   </w:abstractNum>
   <w:abstractNum w:abstractNumId="3" w15:restartNumberingAfterBreak="0">
+    <w:multiLevelType w:val="hybridMultilevel"/>
+    <w:lvl w:ilvl="0" w15:tentative="1">
+      <w:start w:val="1"/>
+      <w:numFmt w:val="bullet"/>
+      <w:lvlText w:val="•"/>
+      <w:lvlJc w:val="left"/>
+      <w:pPr>
+        <w:ind w:left="1134" w:hanging="284"/>
+      </w:pPr>
+    </w:lvl>
+  </w:abstractNum>
+  <w:abstractNum w:abstractNumId="4" w15:restartNumberingAfterBreak="0">
     <w:multiLevelType w:val="hybridMultilevel"/>
     <w:lvl w:ilvl="0" w15:tentative="1">
       <w:start w:val="1"/>
